--- a/Analise_Artigo_Big_Ball_of_Mud.docx
+++ b/Analise_Artigo_Big_Ball_of_Mud.docx
@@ -2,7 +2,7 @@
 <file path=word/document.xml><?xml version="1.0" encoding="utf-8"?>
 <w:document xmlns:wpc="http://schemas.microsoft.com/office/word/2010/wordprocessingCanvas" xmlns:mc="http://schemas.openxmlformats.org/markup-compatibility/2006" xmlns:o="urn:schemas-microsoft-com:office:office" xmlns:r="http://schemas.openxmlformats.org/officeDocument/2006/relationships" xmlns:m="http://schemas.openxmlformats.org/officeDocument/2006/math" xmlns:v="urn:schemas-microsoft-com:vml" xmlns:wp14="http://schemas.microsoft.com/office/word/2010/wordprocessingDrawing" xmlns:wp="http://schemas.openxmlformats.org/drawingml/2006/wordprocessingDrawing" xmlns:w10="urn:schemas-microsoft-com:office:word" xmlns:w="http://schemas.openxmlformats.org/wordprocessingml/2006/main" xmlns:w14="http://schemas.microsoft.com/office/word/2010/wordml" xmlns:w15="http://schemas.microsoft.com/office/word/2012/wordml" xmlns:wpg="http://schemas.microsoft.com/office/word/2010/wordprocessingGroup" xmlns:wpi="http://schemas.microsoft.com/office/word/2010/wordprocessingInk" xmlns:wne="http://schemas.microsoft.com/office/word/2006/wordml" xmlns:wps="http://schemas.microsoft.com/office/word/2010/wordprocessingShape" xmlns:w16se="http://schemas.microsoft.com/office/word/2015/wordml/symex" xmlns:w16cid="http://schemas.microsoft.com/office/word/2016/wordml/cid" xmlns:w16="http://schemas.microsoft.com/office/word/2018/wordml" xmlns:w16cex="http://schemas.microsoft.com/office/word/2018/wordml/cex" xmlns:w16sdtdh="http://schemas.microsoft.com/office/word/2020/wordml/sdtdatahash" xmlns:w16sdtfl="http://schemas.microsoft.com/office/word/2024/wordml/sdtformatlock" mc:Ignorable="w14 w15 wp14 w16se w16cid w16 w16cex w16sdtdh w16sdtfl">
   <w:body>
-    <w:p xmlns:wp14="http://schemas.microsoft.com/office/word/2010/wordml" wp14:paraId="2AA3D157" wp14:textId="2F020B2C">
+    <w:p xmlns:wp14="http://schemas.microsoft.com/office/word/2010/wordml" wp14:paraId="2AA3D157" wp14:textId="6183B07D">
       <w:pPr>
         <w:pStyle w:val="Heading1"/>
         <w:spacing w:before="0" w:beforeAutospacing="off" w:after="0" w:afterAutospacing="off"/>
@@ -29,7 +29,180 @@
           <w:szCs w:val="48"/>
           <w:lang w:val="pt-BR"/>
         </w:rPr>
-        <w:t>Analise_Artigo_Big_Ball_of_Mud</w:t>
+        <w:t>Análise</w:t>
+      </w:r>
+      <w:r>
+        <w:rPr>
+          <w:rFonts w:ascii="Aptos" w:hAnsi="Aptos" w:eastAsia="Aptos" w:cs="Aptos"/>
+          <w:b w:val="1"/>
+          <w:bCs w:val="1"/>
+          <w:noProof w:val="0"/>
+          <w:color w:val="1F1F1F"/>
+          <w:sz w:val="48"/>
+          <w:szCs w:val="48"/>
+          <w:lang w:val="pt-BR"/>
+        </w:rPr>
+        <w:t xml:space="preserve"> </w:t>
+      </w:r>
+      <w:r>
+        <w:rPr>
+          <w:rFonts w:ascii="Aptos" w:hAnsi="Aptos" w:eastAsia="Aptos" w:cs="Aptos"/>
+          <w:b w:val="1"/>
+          <w:bCs w:val="1"/>
+          <w:noProof w:val="0"/>
+          <w:color w:val="1F1F1F"/>
+          <w:sz w:val="48"/>
+          <w:szCs w:val="48"/>
+          <w:lang w:val="pt-BR"/>
+        </w:rPr>
+        <w:t>Artigo</w:t>
+      </w:r>
+      <w:r>
+        <w:rPr>
+          <w:rFonts w:ascii="Aptos" w:hAnsi="Aptos" w:eastAsia="Aptos" w:cs="Aptos"/>
+          <w:b w:val="1"/>
+          <w:bCs w:val="1"/>
+          <w:noProof w:val="0"/>
+          <w:color w:val="1F1F1F"/>
+          <w:sz w:val="48"/>
+          <w:szCs w:val="48"/>
+          <w:lang w:val="pt-BR"/>
+        </w:rPr>
+        <w:t xml:space="preserve"> </w:t>
+      </w:r>
+      <w:r>
+        <w:rPr>
+          <w:rFonts w:ascii="Aptos" w:hAnsi="Aptos" w:eastAsia="Aptos" w:cs="Aptos"/>
+          <w:b w:val="1"/>
+          <w:bCs w:val="1"/>
+          <w:noProof w:val="0"/>
+          <w:color w:val="1F1F1F"/>
+          <w:sz w:val="48"/>
+          <w:szCs w:val="48"/>
+          <w:lang w:val="pt-BR"/>
+        </w:rPr>
+        <w:t>Big</w:t>
+      </w:r>
+      <w:r>
+        <w:rPr>
+          <w:rFonts w:ascii="Aptos" w:hAnsi="Aptos" w:eastAsia="Aptos" w:cs="Aptos"/>
+          <w:b w:val="1"/>
+          <w:bCs w:val="1"/>
+          <w:noProof w:val="0"/>
+          <w:color w:val="1F1F1F"/>
+          <w:sz w:val="48"/>
+          <w:szCs w:val="48"/>
+          <w:lang w:val="pt-BR"/>
+        </w:rPr>
+        <w:t xml:space="preserve"> </w:t>
+      </w:r>
+      <w:r>
+        <w:rPr>
+          <w:rFonts w:ascii="Aptos" w:hAnsi="Aptos" w:eastAsia="Aptos" w:cs="Aptos"/>
+          <w:b w:val="1"/>
+          <w:bCs w:val="1"/>
+          <w:noProof w:val="0"/>
+          <w:color w:val="1F1F1F"/>
+          <w:sz w:val="48"/>
+          <w:szCs w:val="48"/>
+          <w:lang w:val="pt-BR"/>
+        </w:rPr>
+        <w:t>Ball</w:t>
+      </w:r>
+      <w:r>
+        <w:rPr>
+          <w:rFonts w:ascii="Aptos" w:hAnsi="Aptos" w:eastAsia="Aptos" w:cs="Aptos"/>
+          <w:b w:val="1"/>
+          <w:bCs w:val="1"/>
+          <w:noProof w:val="0"/>
+          <w:color w:val="1F1F1F"/>
+          <w:sz w:val="48"/>
+          <w:szCs w:val="48"/>
+          <w:lang w:val="pt-BR"/>
+        </w:rPr>
+        <w:t xml:space="preserve"> </w:t>
+      </w:r>
+      <w:r>
+        <w:rPr>
+          <w:rFonts w:ascii="Aptos" w:hAnsi="Aptos" w:eastAsia="Aptos" w:cs="Aptos"/>
+          <w:b w:val="1"/>
+          <w:bCs w:val="1"/>
+          <w:noProof w:val="0"/>
+          <w:color w:val="1F1F1F"/>
+          <w:sz w:val="48"/>
+          <w:szCs w:val="48"/>
+          <w:lang w:val="pt-BR"/>
+        </w:rPr>
+        <w:t>of</w:t>
+      </w:r>
+      <w:r>
+        <w:rPr>
+          <w:rFonts w:ascii="Aptos" w:hAnsi="Aptos" w:eastAsia="Aptos" w:cs="Aptos"/>
+          <w:b w:val="1"/>
+          <w:bCs w:val="1"/>
+          <w:noProof w:val="0"/>
+          <w:color w:val="1F1F1F"/>
+          <w:sz w:val="48"/>
+          <w:szCs w:val="48"/>
+          <w:lang w:val="pt-BR"/>
+        </w:rPr>
+        <w:t xml:space="preserve"> </w:t>
+      </w:r>
+      <w:r>
+        <w:rPr>
+          <w:rFonts w:ascii="Aptos" w:hAnsi="Aptos" w:eastAsia="Aptos" w:cs="Aptos"/>
+          <w:b w:val="1"/>
+          <w:bCs w:val="1"/>
+          <w:noProof w:val="0"/>
+          <w:color w:val="1F1F1F"/>
+          <w:sz w:val="48"/>
+          <w:szCs w:val="48"/>
+          <w:lang w:val="pt-BR"/>
+        </w:rPr>
+        <w:t>Mud</w:t>
+      </w:r>
+    </w:p>
+    <w:p>
+      <w:pPr>
+        <w:pStyle w:val="Normal"/>
+        <w:rPr>
+          <w:noProof w:val="0"/>
+          <w:lang w:val="pt-BR"/>
+        </w:rPr>
+      </w:pPr>
+    </w:p>
+    <w:p>
+      <w:pPr>
+        <w:pStyle w:val="Normal"/>
+        <w:jc w:val="center"/>
+        <w:rPr>
+          <w:noProof w:val="0"/>
+          <w:lang w:val="pt-BR"/>
+        </w:rPr>
+      </w:pPr>
+      <w:r>
+        <w:rPr>
+          <w:noProof w:val="0"/>
+          <w:lang w:val="pt-BR"/>
+        </w:rPr>
+        <w:t>Aluno: João Pedro Moura Santos</w:t>
+      </w:r>
+    </w:p>
+    <w:p>
+      <w:pPr>
+        <w:pStyle w:val="Normal"/>
+        <w:jc w:val="center"/>
+        <w:rPr>
+          <w:noProof w:val="0"/>
+          <w:lang w:val="pt-BR"/>
+        </w:rPr>
+      </w:pPr>
+      <w:r>
+        <w:rPr>
+          <w:noProof w:val="0"/>
+          <w:lang w:val="pt-BR"/>
+        </w:rPr>
+        <w:t>Professor: João Paulo Aramuni</w:t>
       </w:r>
     </w:p>
     <w:p xmlns:wp14="http://schemas.microsoft.com/office/word/2010/wordml" wp14:paraId="7401D5AA" wp14:textId="07613C77">
